--- a/docs/Runmio_User_Guide_VI_EN.docx
+++ b/docs/Runmio_User_Guide_VI_EN.docx
@@ -96,10 +96,10 @@
           <w:color w:val="55605A"/>
           <w:sz w:val="24"/>
         </w:rPr>
-        <w:t>Tài liệu này hướng dẫn từ lúc tạo giáo án đến khi ghi GPS, theo dõi tiến độ và sao lưu dữ liệu.</w:t>
+        <w:t>Tài liệu này hướng dẫn cách tạo giáo án cá nhân và giáo án nhóm, ghi nhiều hoạt động GPS trong ngày, theo dõi tiến độ, chia sẻ kết quả và sao lưu dữ liệu.</w:t>
         <w:br/>
         <w:br/>
-        <w:t>This guide covers the complete flow from creating a plan to GPS recording, progress tracking, and data backup.</w:t>
+        <w:t>This guide explains personal and group training plans, multiple GPS activities in one day, progress tracking, nearby result sharing, and data backup.</w:t>
       </w:r>
     </w:p>
     <w:p>
@@ -113,7 +113,7 @@
           <w:color w:val="55605A"/>
           <w:sz w:val="20"/>
         </w:rPr>
-        <w:t>27 September 2026</w:t>
+        <w:t>29 September 2026</w:t>
       </w:r>
     </w:p>
     <w:p>
@@ -890,7 +890,7 @@
           <w:color w:val="55605A"/>
           <w:sz w:val="21"/>
         </w:rPr>
-        <w:t>Runmio dùng vị trí để đo thời gian, cự ly, pace và lộ trình. Nếu cho phép vị trí Luôn luôn, hoạt động có thể tiếp tục khi màn hình khóa.</w:t>
+        <w:t>Runmio dùng vị trí để đo thời gian, cự ly, pace và lộ trình. Bạn có thể bắt đầu và lưu nhiều hoạt động trong cùng một ngày; Runmio cộng dồn cự ly, thời gian và số lượt của ngày. Nếu cho phép vị trí Luôn luôn, hoạt động có thể tiếp tục khi màn hình khóa.</w:t>
       </w:r>
     </w:p>
     <w:p>
@@ -946,7 +946,7 @@
           <w:color w:val="55605A"/>
           <w:sz w:val="20"/>
         </w:rPr>
-        <w:t>4.   Chạm Kết thúc, xem lại và lưu hoạt động.</w:t>
+        <w:t>4.   Chạm Kết thúc và lưu hoạt động. Quay lại tab Bắt đầu để ghi lượt tiếp theo; mục Tổng hôm nay sẽ tự cộng dồn.</w:t>
       </w:r>
     </w:p>
     <w:p>
@@ -973,7 +973,7 @@
           <w:color w:val="55605A"/>
           <w:sz w:val="21"/>
         </w:rPr>
-        <w:t>Runmio uses location to measure time, distance, pace, and route. With Always location permission, recording can continue while the screen is locked.</w:t>
+        <w:t>Runmio uses location to measure time, distance, pace, and route. You can start and save multiple activities on the same day; Runmio adds their distance, time, and activity count to the daily total. With Always location permission, recording can continue while the screen is locked.</w:t>
       </w:r>
     </w:p>
     <w:p>
@@ -1029,7 +1029,7 @@
           <w:color w:val="55605A"/>
           <w:sz w:val="20"/>
         </w:rPr>
-        <w:t>4.   Tap Finish, review the result, and save it.</w:t>
+        <w:t>4.   Tap Finish and save the activity. Return to Start for another session; Today's Total updates automatically.</w:t>
       </w:r>
     </w:p>
     <w:p>
@@ -1528,7 +1528,372 @@
         <w:pStyle w:val="Heading1"/>
       </w:pPr>
       <w:r>
-        <w:t>7 Lưu ý an toàn và xử lý sự cố</w:t>
+        <w:t>7 Tạo nhóm và mời người chạy gần</w:t>
+      </w:r>
+    </w:p>
+    <w:p>
+      <w:pPr>
+        <w:pStyle w:val="Heading2"/>
+      </w:pPr>
+      <w:r>
+        <w:t>Create a group and invite nearby runners</w:t>
+      </w:r>
+    </w:p>
+    <w:p>
+      <w:pPr>
+        <w:spacing w:before="100" w:after="40"/>
+      </w:pPr>
+      <w:r>
+        <w:rPr>
+          <w:rFonts w:ascii="Arial" w:hAnsi="Arial" w:eastAsia="Arial"/>
+          <w:b/>
+          <w:color w:val="188A54"/>
+          <w:sz w:val="18"/>
+        </w:rPr>
+        <w:t>TIẾNG VIỆT</w:t>
+      </w:r>
+    </w:p>
+    <w:p>
+      <w:pPr>
+        <w:spacing w:after="140" w:line="269" w:lineRule="auto"/>
+      </w:pPr>
+      <w:r>
+        <w:rPr>
+          <w:rFonts w:ascii="Arial" w:hAnsi="Arial" w:eastAsia="Arial"/>
+          <w:color w:val="55605A"/>
+          <w:sz w:val="21"/>
+        </w:rPr>
+        <w:t>Tính năng Nhóm chạy kết nối trực tiếp các iPhone ở gần. Chủ nhóm tạo nhóm, quét thiết bị và gửi lời mời; người nhận chọn Tham gia hoặc Từ chối. Khi chấp nhận, hai thiết bị lưu cùng thông tin nhóm.</w:t>
+      </w:r>
+    </w:p>
+    <w:p>
+      <w:pPr>
+        <w:spacing w:after="60" w:line="252" w:lineRule="auto"/>
+        <w:ind w:left="288" w:hanging="72"/>
+      </w:pPr>
+      <w:r>
+        <w:rPr>
+          <w:rFonts w:ascii="Arial" w:hAnsi="Arial" w:eastAsia="Arial"/>
+          <w:color w:val="55605A"/>
+          <w:sz w:val="20"/>
+        </w:rPr>
+        <w:t>1.   Mở Cài đặt, chọn Nhóm chạy và nhập tên hiển thị.</w:t>
+      </w:r>
+    </w:p>
+    <w:p>
+      <w:pPr>
+        <w:spacing w:after="60" w:line="252" w:lineRule="auto"/>
+        <w:ind w:left="288" w:hanging="72"/>
+      </w:pPr>
+      <w:r>
+        <w:rPr>
+          <w:rFonts w:ascii="Arial" w:hAnsi="Arial" w:eastAsia="Arial"/>
+          <w:color w:val="55605A"/>
+          <w:sz w:val="20"/>
+        </w:rPr>
+        <w:t>2.   Tạo nhóm, sau đó chạm Quét người chạy ở gần trên cả hai iPhone.</w:t>
+      </w:r>
+    </w:p>
+    <w:p>
+      <w:pPr>
+        <w:spacing w:after="60" w:line="252" w:lineRule="auto"/>
+        <w:ind w:left="288" w:hanging="72"/>
+      </w:pPr>
+      <w:r>
+        <w:rPr>
+          <w:rFonts w:ascii="Arial" w:hAnsi="Arial" w:eastAsia="Arial"/>
+          <w:color w:val="55605A"/>
+          <w:sz w:val="20"/>
+        </w:rPr>
+        <w:t>3.   Chủ nhóm chọn người tìm thấy và gửi lời mời. Người nhận chọn Tham gia hoặc Từ chối.</w:t>
+      </w:r>
+    </w:p>
+    <w:p>
+      <w:pPr>
+        <w:spacing w:after="60" w:line="252" w:lineRule="auto"/>
+        <w:ind w:left="288" w:hanging="72"/>
+      </w:pPr>
+      <w:r>
+        <w:rPr>
+          <w:rFonts w:ascii="Arial" w:hAnsi="Arial" w:eastAsia="Arial"/>
+          <w:color w:val="55605A"/>
+          <w:sz w:val="20"/>
+        </w:rPr>
+        <w:t>4.   Sau khi kết nối, chọn Chia sẻ kết quả gần nhất để gửi cự ly và thời gian cho nhóm.</w:t>
+      </w:r>
+    </w:p>
+    <w:p>
+      <w:pPr>
+        <w:spacing w:before="100" w:after="40"/>
+      </w:pPr>
+      <w:r>
+        <w:rPr>
+          <w:rFonts w:ascii="Arial" w:hAnsi="Arial" w:eastAsia="Arial"/>
+          <w:b/>
+          <w:color w:val="188A54"/>
+          <w:sz w:val="18"/>
+        </w:rPr>
+        <w:t>ENGLISH</w:t>
+      </w:r>
+    </w:p>
+    <w:p>
+      <w:pPr>
+        <w:spacing w:after="140" w:line="269" w:lineRule="auto"/>
+      </w:pPr>
+      <w:r>
+        <w:rPr>
+          <w:rFonts w:ascii="Arial" w:hAnsi="Arial" w:eastAsia="Arial"/>
+          <w:color w:val="55605A"/>
+          <w:sz w:val="21"/>
+        </w:rPr>
+        <w:t>Running Groups connects nearby iPhones directly. The owner creates a group, scans for devices, and sends an invitation; the recipient chooses Join or Decline. When accepted, both devices store the same group information.</w:t>
+      </w:r>
+    </w:p>
+    <w:p>
+      <w:pPr>
+        <w:spacing w:after="60" w:line="252" w:lineRule="auto"/>
+        <w:ind w:left="288" w:hanging="72"/>
+      </w:pPr>
+      <w:r>
+        <w:rPr>
+          <w:rFonts w:ascii="Arial" w:hAnsi="Arial" w:eastAsia="Arial"/>
+          <w:color w:val="55605A"/>
+          <w:sz w:val="20"/>
+        </w:rPr>
+        <w:t>1.   Open Settings, choose Running Groups, and enter your display name.</w:t>
+      </w:r>
+    </w:p>
+    <w:p>
+      <w:pPr>
+        <w:spacing w:after="60" w:line="252" w:lineRule="auto"/>
+        <w:ind w:left="288" w:hanging="72"/>
+      </w:pPr>
+      <w:r>
+        <w:rPr>
+          <w:rFonts w:ascii="Arial" w:hAnsi="Arial" w:eastAsia="Arial"/>
+          <w:color w:val="55605A"/>
+          <w:sz w:val="20"/>
+        </w:rPr>
+        <w:t>2.   Create a group, then tap Scan for nearby runners on both iPhones.</w:t>
+      </w:r>
+    </w:p>
+    <w:p>
+      <w:pPr>
+        <w:spacing w:after="60" w:line="252" w:lineRule="auto"/>
+        <w:ind w:left="288" w:hanging="72"/>
+      </w:pPr>
+      <w:r>
+        <w:rPr>
+          <w:rFonts w:ascii="Arial" w:hAnsi="Arial" w:eastAsia="Arial"/>
+          <w:color w:val="55605A"/>
+          <w:sz w:val="20"/>
+        </w:rPr>
+        <w:t>3.   The owner selects a discovered runner and sends an invitation. The recipient chooses Join or Decline.</w:t>
+      </w:r>
+    </w:p>
+    <w:p>
+      <w:pPr>
+        <w:spacing w:after="60" w:line="252" w:lineRule="auto"/>
+        <w:ind w:left="288" w:hanging="72"/>
+      </w:pPr>
+      <w:r>
+        <w:rPr>
+          <w:rFonts w:ascii="Arial" w:hAnsi="Arial" w:eastAsia="Arial"/>
+          <w:color w:val="55605A"/>
+          <w:sz w:val="20"/>
+        </w:rPr>
+        <w:t>4.   Once connected, choose Share Latest Result to send distance and duration to the group.</w:t>
+      </w:r>
+    </w:p>
+    <w:p>
+      <w:pPr>
+        <w:pStyle w:val="Heading1"/>
+      </w:pPr>
+      <w:r>
+        <w:t>8 Tạo giáo án cho nhóm</w:t>
+      </w:r>
+    </w:p>
+    <w:p>
+      <w:pPr>
+        <w:pStyle w:val="Heading2"/>
+      </w:pPr>
+      <w:r>
+        <w:t>Create a group training plan</w:t>
+      </w:r>
+    </w:p>
+    <w:p>
+      <w:pPr>
+        <w:spacing w:before="100" w:after="40"/>
+      </w:pPr>
+      <w:r>
+        <w:rPr>
+          <w:rFonts w:ascii="Arial" w:hAnsi="Arial" w:eastAsia="Arial"/>
+          <w:b/>
+          <w:color w:val="188A54"/>
+          <w:sz w:val="18"/>
+        </w:rPr>
+        <w:t>TIẾNG VIỆT</w:t>
+      </w:r>
+    </w:p>
+    <w:p>
+      <w:pPr>
+        <w:spacing w:after="140" w:line="269" w:lineRule="auto"/>
+      </w:pPr>
+      <w:r>
+        <w:rPr>
+          <w:rFonts w:ascii="Arial" w:hAnsi="Arial" w:eastAsia="Arial"/>
+          <w:color w:val="55605A"/>
+          <w:sz w:val="21"/>
+        </w:rPr>
+        <w:t>Chỉ chủ nhóm có thể tạo hoặc cập nhật giáo án nhóm. Chủ nhóm nhập ngày race, cự ly, goal time, ngày chạy, ngày long run, số người và pace hiện tại của từng thành viên. Runmio tạo lịch riêng cho từng người theo pace của họ.</w:t>
+      </w:r>
+    </w:p>
+    <w:p>
+      <w:pPr>
+        <w:spacing w:after="60" w:line="252" w:lineRule="auto"/>
+        <w:ind w:left="288" w:hanging="72"/>
+      </w:pPr>
+      <w:r>
+        <w:rPr>
+          <w:rFonts w:ascii="Arial" w:hAnsi="Arial" w:eastAsia="Arial"/>
+          <w:color w:val="55605A"/>
+          <w:sz w:val="20"/>
+        </w:rPr>
+        <w:t>1.   Trong Nhóm chạy, chọn Tạo giáo án nhóm.</w:t>
+      </w:r>
+    </w:p>
+    <w:p>
+      <w:pPr>
+        <w:spacing w:after="60" w:line="252" w:lineRule="auto"/>
+        <w:ind w:left="288" w:hanging="72"/>
+      </w:pPr>
+      <w:r>
+        <w:rPr>
+          <w:rFonts w:ascii="Arial" w:hAnsi="Arial" w:eastAsia="Arial"/>
+          <w:color w:val="55605A"/>
+          <w:sz w:val="20"/>
+        </w:rPr>
+        <w:t>2.   Chọn cự ly, ngày race, goal time, 3 đến 5 ngày chạy và ngày long run.</w:t>
+      </w:r>
+    </w:p>
+    <w:p>
+      <w:pPr>
+        <w:spacing w:after="60" w:line="252" w:lineRule="auto"/>
+        <w:ind w:left="288" w:hanging="72"/>
+      </w:pPr>
+      <w:r>
+        <w:rPr>
+          <w:rFonts w:ascii="Arial" w:hAnsi="Arial" w:eastAsia="Arial"/>
+          <w:color w:val="55605A"/>
+          <w:sz w:val="20"/>
+        </w:rPr>
+        <w:t>3.   Nhập số người, tên và pace hiện tại của từng thành viên.</w:t>
+      </w:r>
+    </w:p>
+    <w:p>
+      <w:pPr>
+        <w:spacing w:after="60" w:line="252" w:lineRule="auto"/>
+        <w:ind w:left="288" w:hanging="72"/>
+      </w:pPr>
+      <w:r>
+        <w:rPr>
+          <w:rFonts w:ascii="Arial" w:hAnsi="Arial" w:eastAsia="Arial"/>
+          <w:color w:val="55605A"/>
+          <w:sz w:val="20"/>
+        </w:rPr>
+        <w:t>4.   Lưu giáo án. Nếu thành viên đang kết nối, Runmio gửi giáo án ngay; nếu chưa, chủ nhóm có thể chia sẻ lại sau.</w:t>
+      </w:r>
+    </w:p>
+    <w:p>
+      <w:pPr>
+        <w:spacing w:before="100" w:after="40"/>
+      </w:pPr>
+      <w:r>
+        <w:rPr>
+          <w:rFonts w:ascii="Arial" w:hAnsi="Arial" w:eastAsia="Arial"/>
+          <w:b/>
+          <w:color w:val="188A54"/>
+          <w:sz w:val="18"/>
+        </w:rPr>
+        <w:t>ENGLISH</w:t>
+      </w:r>
+    </w:p>
+    <w:p>
+      <w:pPr>
+        <w:spacing w:after="140" w:line="269" w:lineRule="auto"/>
+      </w:pPr>
+      <w:r>
+        <w:rPr>
+          <w:rFonts w:ascii="Arial" w:hAnsi="Arial" w:eastAsia="Arial"/>
+          <w:color w:val="55605A"/>
+          <w:sz w:val="21"/>
+        </w:rPr>
+        <w:t>Only the group owner can create or update a group plan. The owner enters the race date, distance, goal time, running days, long-run day, runner count, and each member's current pace. Runmio generates a separate schedule for every runner based on that pace.</w:t>
+      </w:r>
+    </w:p>
+    <w:p>
+      <w:pPr>
+        <w:spacing w:after="60" w:line="252" w:lineRule="auto"/>
+        <w:ind w:left="288" w:hanging="72"/>
+      </w:pPr>
+      <w:r>
+        <w:rPr>
+          <w:rFonts w:ascii="Arial" w:hAnsi="Arial" w:eastAsia="Arial"/>
+          <w:color w:val="55605A"/>
+          <w:sz w:val="20"/>
+        </w:rPr>
+        <w:t>1.   In Running Groups, choose Create Group Plan.</w:t>
+      </w:r>
+    </w:p>
+    <w:p>
+      <w:pPr>
+        <w:spacing w:after="60" w:line="252" w:lineRule="auto"/>
+        <w:ind w:left="288" w:hanging="72"/>
+      </w:pPr>
+      <w:r>
+        <w:rPr>
+          <w:rFonts w:ascii="Arial" w:hAnsi="Arial" w:eastAsia="Arial"/>
+          <w:color w:val="55605A"/>
+          <w:sz w:val="20"/>
+        </w:rPr>
+        <w:t>2.   Set the distance, race date, goal time, 3 to 5 running days, and long-run day.</w:t>
+      </w:r>
+    </w:p>
+    <w:p>
+      <w:pPr>
+        <w:spacing w:after="60" w:line="252" w:lineRule="auto"/>
+        <w:ind w:left="288" w:hanging="72"/>
+      </w:pPr>
+      <w:r>
+        <w:rPr>
+          <w:rFonts w:ascii="Arial" w:hAnsi="Arial" w:eastAsia="Arial"/>
+          <w:color w:val="55605A"/>
+          <w:sz w:val="20"/>
+        </w:rPr>
+        <w:t>3.   Enter the runner count, each member's name, and current pace.</w:t>
+      </w:r>
+    </w:p>
+    <w:p>
+      <w:pPr>
+        <w:spacing w:after="60" w:line="252" w:lineRule="auto"/>
+        <w:ind w:left="288" w:hanging="72"/>
+      </w:pPr>
+      <w:r>
+        <w:rPr>
+          <w:rFonts w:ascii="Arial" w:hAnsi="Arial" w:eastAsia="Arial"/>
+          <w:color w:val="55605A"/>
+          <w:sz w:val="20"/>
+        </w:rPr>
+        <w:t>4.   Save the plan. Connected members receive it immediately; otherwise, the owner can share it again later.</w:t>
+      </w:r>
+    </w:p>
+    <w:p>
+      <w:pPr>
+        <w:pStyle w:val="Heading1"/>
+        <w:pageBreakBefore/>
+      </w:pPr>
+      <w:r>
+        <w:t>9 Lưu ý an toàn và xử lý sự cố</w:t>
       </w:r>
     </w:p>
     <w:p>
